--- a/02-KONU-SINIFLARI-HAP-VE-KARMA-TESTLER/KARMA-TEST-3.docx
+++ b/02-KONU-SINIFLARI-HAP-VE-KARMA-TESTLER/KARMA-TEST-3.docx
@@ -731,7 +731,7 @@
                 <w:sz w:val="20"/>
                 <w:szCs w:val="20"/>
               </w:rPr>
-              <w:t xml:space="preserve">Çıkmış bilgi alanı 22 · Beklenen (hiç sorulmamış) hüküm 28</w:t>
+              <w:t xml:space="preserve">Çıkmış bilgi alanı 20 · Beklenen (hiç sorulmamış) hüküm 30</w:t>
             </w:r>
           </w:p>
         </w:tc>
@@ -9513,7 +9513,7 @@
           <w:sz w:val="20"/>
           <w:szCs w:val="20"/>
         </w:rPr>
-        <w:t xml:space="preserve">Gümrük Mevzuatı – Transit · Çok çıkan (21 soru) · çıkmış bilgi: 2025/68</w:t>
+        <w:t xml:space="preserve">Gümrük Mevzuatı – Transit · Çok çıkan (21 soru) · çıkmış bilgi: 2025/65, 2025/68</w:t>
       </w:r>
     </w:p>
     <w:p>
@@ -12382,7 +12382,7 @@
           <w:sz w:val="20"/>
           <w:szCs w:val="20"/>
         </w:rPr>
-        <w:t xml:space="preserve">Gümrük Mevzuatı – Temel Tanımlar · Az çıkan (3 soru) · beklenen hüküm</w:t>
+        <w:t xml:space="preserve">Gümrük Mevzuatı – Temel Tanımlar · Az çıkan (3 soru) · çıkmış bilgi: 2023/89</w:t>
       </w:r>
     </w:p>
     <w:p>
@@ -12792,7 +12792,7 @@
           <w:sz w:val="20"/>
           <w:szCs w:val="20"/>
         </w:rPr>
-        <w:t xml:space="preserve">Sair Mevzuat – Kaçakçılık (5607) · Çok çıkan (22 soru) · çıkmış bilgi: 2021/41, 2024/88</w:t>
+        <w:t xml:space="preserve">Sair Mevzuat – Kaçakçılık (5607) · Çok çıkan (22 soru) · beklenen hüküm</w:t>
       </w:r>
     </w:p>
     <w:p>
@@ -13490,7 +13490,7 @@
           <w:sz w:val="20"/>
           <w:szCs w:val="20"/>
         </w:rPr>
-        <w:t xml:space="preserve">Sair Mevzuat – Tercihli Menşe İspat Belgeleri · Çok çıkan (17 soru) · çıkmış bilgi: 2023/58</w:t>
+        <w:t xml:space="preserve">Sair Mevzuat – Tercihli Menşe İspat Belgeleri · Çok çıkan (17 soru) · beklenen hüküm</w:t>
       </w:r>
     </w:p>
     <w:p>
@@ -13756,7 +13756,7 @@
           <w:sz w:val="20"/>
           <w:szCs w:val="20"/>
         </w:rPr>
-        <w:t xml:space="preserve">Sair Mevzuat – ÖTV · Çok çıkan (14 soru) · çıkmış bilgi: 2024/17</w:t>
+        <w:t xml:space="preserve">Sair Mevzuat – ÖTV · Çok çıkan (14 soru) · beklenen hüküm</w:t>
       </w:r>
     </w:p>
     <w:p>
@@ -20618,7 +20618,7 @@
           <w:sz w:val="14"/>
           <w:szCs w:val="14"/>
         </w:rPr>
-        <w:t xml:space="preserve">KT3-003 | Gümrük Mevzuatı | Transit | Çok çıkan | E1 | Orta | E | 2025/68 | GM-KT3</w:t>
+        <w:t xml:space="preserve">KT3-003 | Gümrük Mevzuatı | Transit | Çok çıkan | E1 | Orta | E | 2025/65, 2025/68 | GM-KT3</w:t>
       </w:r>
     </w:p>
     <w:p>
@@ -20865,7 +20865,7 @@
           <w:sz w:val="14"/>
           <w:szCs w:val="14"/>
         </w:rPr>
-        <w:t xml:space="preserve">KT3-022 | Gümrük Mevzuatı | Temel Tanımlar | Az çıkan | D2 | Kolay | D | beklenen | GM-KT3</w:t>
+        <w:t xml:space="preserve">KT3-022 | Gümrük Mevzuatı | Temel Tanımlar | Az çıkan | D2 | Kolay | D | 2023/89 | GM-KT3</w:t>
       </w:r>
     </w:p>
     <w:p>
@@ -20904,7 +20904,7 @@
           <w:sz w:val="14"/>
           <w:szCs w:val="14"/>
         </w:rPr>
-        <w:t xml:space="preserve">KT3-025 | Sair Mevzuat | Kaçakçılık (5607) | Çok çıkan | O2 | Orta | B | 2021/41, 2024/88 | GM-KT3</w:t>
+        <w:t xml:space="preserve">KT3-025 | Sair Mevzuat | Kaçakçılık (5607) | Çok çıkan | O2 | Orta | B | beklenen | GM-KT3</w:t>
       </w:r>
     </w:p>
     <w:p>
@@ -20969,7 +20969,7 @@
           <w:sz w:val="14"/>
           <w:szCs w:val="14"/>
         </w:rPr>
-        <w:t xml:space="preserve">KT3-030 | Sair Mevzuat | Tercihli Menşe İspat Belgeleri | Çok çıkan | G1 | Zor | B | 2023/58 | GM-KT3</w:t>
+        <w:t xml:space="preserve">KT3-030 | Sair Mevzuat | Tercihli Menşe İspat Belgeleri | Çok çıkan | G1 | Zor | B | beklenen | GM-KT3</w:t>
       </w:r>
     </w:p>
     <w:p>
@@ -20995,7 +20995,7 @@
           <w:sz w:val="14"/>
           <w:szCs w:val="14"/>
         </w:rPr>
-        <w:t xml:space="preserve">KT3-032 | Sair Mevzuat | ÖTV | Çok çıkan | O2 | Zor | D | 2024/17 | GM-KT3</w:t>
+        <w:t xml:space="preserve">KT3-032 | Sair Mevzuat | ÖTV | Çok çıkan | O2 | Zor | D | beklenen | GM-KT3</w:t>
       </w:r>
     </w:p>
     <w:p>
